--- a/Phoenix Topdown Profiler User guide.docx
+++ b/Phoenix Topdown Profiler User guide.docx
@@ -8,7 +8,15 @@
       </w:pPr>
       <w:bookmarkStart w:id="0" w:name="phoenix-topdown-profiler-v14"/>
       <w:r>
-        <w:t xml:space="preserve">Phoenix Topdown Profiler </w:t>
+        <w:t xml:space="preserve">Phoenix </w:t>
+      </w:r>
+      <w:proofErr w:type="spellStart"/>
+      <w:r>
+        <w:t>Topdown</w:t>
+      </w:r>
+      <w:proofErr w:type="spellEnd"/>
+      <w:r>
+        <w:t xml:space="preserve"> Profiler </w:t>
       </w:r>
     </w:p>
     <w:p>
@@ -39,11 +47,19 @@
       <w:r>
         <w:t xml:space="preserve"> is an end-to-end automation wrapper around </w:t>
       </w:r>
+      <w:proofErr w:type="spellStart"/>
       <w:r>
         <w:rPr>
           <w:rStyle w:val="VerbatimChar"/>
         </w:rPr>
-        <w:t>topdown-tool</w:t>
+        <w:t>topdown</w:t>
+      </w:r>
+      <w:proofErr w:type="spellEnd"/>
+      <w:r>
+        <w:rPr>
+          <w:rStyle w:val="VerbatimChar"/>
+        </w:rPr>
+        <w:t>-tool</w:t>
       </w:r>
       <w:r>
         <w:t xml:space="preserve"> for collecting and merging:</w:t>
@@ -58,7 +74,15 @@
         </w:numPr>
       </w:pPr>
       <w:r>
-        <w:t>CPU Topdown metrics</w:t>
+        <w:t xml:space="preserve">CPU </w:t>
+      </w:r>
+      <w:proofErr w:type="spellStart"/>
+      <w:r>
+        <w:t>Topdown</w:t>
+      </w:r>
+      <w:proofErr w:type="spellEnd"/>
+      <w:r>
+        <w:t xml:space="preserve"> metrics</w:t>
       </w:r>
     </w:p>
     <w:p>
@@ -106,8 +130,13 @@
         </w:numPr>
       </w:pPr>
       <w:r>
-        <w:t>Optional workload telemetry extracted from workload stdout</w:t>
-      </w:r>
+        <w:t xml:space="preserve">Optional workload telemetry extracted from workload </w:t>
+      </w:r>
+      <w:proofErr w:type="spellStart"/>
+      <w:r>
+        <w:t>stdout</w:t>
+      </w:r>
+      <w:proofErr w:type="spellEnd"/>
     </w:p>
     <w:p>
       <w:pPr>
@@ -245,8 +274,16 @@
         <w:rPr>
           <w:rStyle w:val="NormalTok"/>
         </w:rPr>
-        <w:t xml:space="preserve"> pip install pandas numpy</w:t>
-      </w:r>
+        <w:t xml:space="preserve"> pip install pandas </w:t>
+      </w:r>
+      <w:proofErr w:type="spellStart"/>
+      <w:r>
+        <w:rPr>
+          <w:rStyle w:val="NormalTok"/>
+        </w:rPr>
+        <w:t>numpy</w:t>
+      </w:r>
+      <w:proofErr w:type="spellEnd"/>
     </w:p>
     <w:p>
       <w:pPr>
@@ -269,12 +306,14 @@
       <w:r>
         <w:br/>
       </w:r>
+      <w:proofErr w:type="spellStart"/>
       <w:r>
         <w:rPr>
           <w:rStyle w:val="VerbatimChar"/>
         </w:rPr>
         <w:t>numpy</w:t>
       </w:r>
+      <w:proofErr w:type="spellEnd"/>
     </w:p>
     <w:p>
       <w:pPr>
@@ -336,8 +375,13 @@
       </w:pPr>
       <w:bookmarkStart w:id="5" w:name="topdown-tool"/>
       <w:bookmarkEnd w:id="4"/>
-      <w:r>
-        <w:t>Topdown Tool</w:t>
+      <w:proofErr w:type="spellStart"/>
+      <w:r>
+        <w:t>Topdown</w:t>
+      </w:r>
+      <w:proofErr w:type="spellEnd"/>
+      <w:r>
+        <w:t xml:space="preserve"> Tool</w:t>
       </w:r>
     </w:p>
     <w:p>
@@ -351,12 +395,102 @@
     <w:p>
       <w:pPr>
         <w:pStyle w:val="SourceCode"/>
+        <w:rPr>
+          <w:rStyle w:val="ExtensionTok"/>
+        </w:rPr>
       </w:pPr>
+      <w:proofErr w:type="spellStart"/>
       <w:r>
         <w:rPr>
           <w:rStyle w:val="ExtensionTok"/>
         </w:rPr>
-        <w:t>topdown-tool</w:t>
+        <w:t>topdown</w:t>
+      </w:r>
+      <w:proofErr w:type="spellEnd"/>
+      <w:r>
+        <w:rPr>
+          <w:rStyle w:val="ExtensionTok"/>
+        </w:rPr>
+        <w:t>-tool</w:t>
+      </w:r>
+    </w:p>
+    <w:p>
+      <w:pPr>
+        <w:pStyle w:val="SourceCode"/>
+        <w:rPr>
+          <w:rStyle w:val="ExtensionTok"/>
+        </w:rPr>
+      </w:pPr>
+      <w:r>
+        <w:rPr>
+          <w:rStyle w:val="ExtensionTok"/>
+        </w:rPr>
+        <w:t xml:space="preserve">Installation : </w:t>
+      </w:r>
+    </w:p>
+    <w:p>
+      <w:pPr>
+        <w:pStyle w:val="SourceCode"/>
+      </w:pPr>
+      <w:r>
+        <w:rPr>
+          <w:rStyle w:val="ExtensionTok"/>
+        </w:rPr>
+        <w:t>Cd telemetry-solution/tools/</w:t>
+      </w:r>
+      <w:proofErr w:type="spellStart"/>
+      <w:r>
+        <w:rPr>
+          <w:rStyle w:val="ExtensionTok"/>
+        </w:rPr>
+        <w:t>topdown</w:t>
+      </w:r>
+      <w:proofErr w:type="spellEnd"/>
+      <w:r>
+        <w:rPr>
+          <w:rStyle w:val="ExtensionTok"/>
+        </w:rPr>
+        <w:br/>
+      </w:r>
+      <w:r>
+        <w:t xml:space="preserve">python3 -m </w:t>
+      </w:r>
+      <w:proofErr w:type="spellStart"/>
+      <w:r>
+        <w:t>venv</w:t>
+      </w:r>
+      <w:proofErr w:type="spellEnd"/>
+      <w:r>
+        <w:t xml:space="preserve"> .</w:t>
+      </w:r>
+      <w:proofErr w:type="spellStart"/>
+      <w:r>
+        <w:t>venv</w:t>
+      </w:r>
+      <w:proofErr w:type="spellEnd"/>
+    </w:p>
+    <w:p>
+      <w:pPr>
+        <w:pStyle w:val="SourceCode"/>
+      </w:pPr>
+      <w:r>
+        <w:t>source .</w:t>
+      </w:r>
+      <w:proofErr w:type="spellStart"/>
+      <w:r>
+        <w:t>venv</w:t>
+      </w:r>
+      <w:proofErr w:type="spellEnd"/>
+      <w:r>
+        <w:t>/bin/activate</w:t>
+      </w:r>
+    </w:p>
+    <w:p>
+      <w:pPr>
+        <w:pStyle w:val="SourceCode"/>
+      </w:pPr>
+      <w:r>
+        <w:t>python3 -m pip install .</w:t>
       </w:r>
     </w:p>
     <w:p>
@@ -371,11 +505,19 @@
       <w:pPr>
         <w:pStyle w:val="SourceCode"/>
       </w:pPr>
+      <w:proofErr w:type="spellStart"/>
       <w:r>
         <w:rPr>
           <w:rStyle w:val="ExtensionTok"/>
         </w:rPr>
-        <w:t>topdown-tool</w:t>
+        <w:t>topdown</w:t>
+      </w:r>
+      <w:proofErr w:type="spellEnd"/>
+      <w:r>
+        <w:rPr>
+          <w:rStyle w:val="ExtensionTok"/>
+        </w:rPr>
+        <w:t>-tool</w:t>
       </w:r>
       <w:r>
         <w:rPr>
@@ -402,11 +544,19 @@
       <w:pPr>
         <w:pStyle w:val="SourceCode"/>
       </w:pPr>
+      <w:proofErr w:type="spellStart"/>
       <w:r>
         <w:rPr>
           <w:rStyle w:val="ExtensionTok"/>
         </w:rPr>
-        <w:t>topdown-tool</w:t>
+        <w:t>topdown</w:t>
+      </w:r>
+      <w:proofErr w:type="spellEnd"/>
+      <w:r>
+        <w:rPr>
+          <w:rStyle w:val="ExtensionTok"/>
+        </w:rPr>
+        <w:t>-tool</w:t>
       </w:r>
       <w:r>
         <w:rPr>
@@ -418,8 +568,16 @@
         <w:rPr>
           <w:rStyle w:val="AttributeTok"/>
         </w:rPr>
-        <w:t>--hwplatform</w:t>
-      </w:r>
+        <w:t>--</w:t>
+      </w:r>
+      <w:proofErr w:type="spellStart"/>
+      <w:r>
+        <w:rPr>
+          <w:rStyle w:val="AttributeTok"/>
+        </w:rPr>
+        <w:t>hwplatform</w:t>
+      </w:r>
+      <w:proofErr w:type="spellEnd"/>
       <w:r>
         <w:rPr>
           <w:rStyle w:val="NormalTok"/>
@@ -592,8 +750,9 @@
       <w:bookmarkStart w:id="9" w:name="slot14_dmc_be_low_power_stage1"/>
       <w:bookmarkEnd w:id="6"/>
       <w:r>
+        <w:lastRenderedPageBreak/>
         <w:pict w14:anchorId="48D6F109">
-          <v:rect id="_x0000_i1032" style="width:0;height:1.5pt" o:hralign="center" o:hrstd="t" o:hr="t"/>
+          <v:rect id="_x0000_i1030" style="width:0;height:1.5pt" o:hralign="center" o:hrstd="t" o:hr="t"/>
         </w:pict>
       </w:r>
     </w:p>
@@ -606,7 +765,6 @@
       <w:bookmarkEnd w:id="8"/>
       <w:bookmarkEnd w:id="9"/>
       <w:r>
-        <w:lastRenderedPageBreak/>
         <w:t>Running Collection</w:t>
       </w:r>
     </w:p>
@@ -645,8 +803,16 @@
         <w:rPr>
           <w:rStyle w:val="NormalTok"/>
         </w:rPr>
-        <w:t xml:space="preserve"> phoenix_out</w:t>
-      </w:r>
+        <w:t xml:space="preserve"> </w:t>
+      </w:r>
+      <w:proofErr w:type="spellStart"/>
+      <w:r>
+        <w:rPr>
+          <w:rStyle w:val="NormalTok"/>
+        </w:rPr>
+        <w:t>phoenix_out</w:t>
+      </w:r>
+      <w:proofErr w:type="spellEnd"/>
       <w:r>
         <w:br/>
       </w:r>
@@ -750,7 +916,21 @@
         <w:rPr>
           <w:rStyle w:val="AttributeTok"/>
         </w:rPr>
-        <w:t>--cmn-indices</w:t>
+        <w:t>--</w:t>
+      </w:r>
+      <w:proofErr w:type="spellStart"/>
+      <w:r>
+        <w:rPr>
+          <w:rStyle w:val="AttributeTok"/>
+        </w:rPr>
+        <w:t>cmn</w:t>
+      </w:r>
+      <w:proofErr w:type="spellEnd"/>
+      <w:r>
+        <w:rPr>
+          <w:rStyle w:val="AttributeTok"/>
+        </w:rPr>
+        <w:t>-indices</w:t>
       </w:r>
       <w:r>
         <w:rPr>
@@ -777,8 +957,30 @@
         <w:rPr>
           <w:rStyle w:val="AttributeTok"/>
         </w:rPr>
-        <w:t>--cmn-clock-ghz</w:t>
-      </w:r>
+        <w:t>--</w:t>
+      </w:r>
+      <w:proofErr w:type="spellStart"/>
+      <w:r>
+        <w:rPr>
+          <w:rStyle w:val="AttributeTok"/>
+        </w:rPr>
+        <w:t>cmn</w:t>
+      </w:r>
+      <w:proofErr w:type="spellEnd"/>
+      <w:r>
+        <w:rPr>
+          <w:rStyle w:val="AttributeTok"/>
+        </w:rPr>
+        <w:t>-clock-</w:t>
+      </w:r>
+      <w:proofErr w:type="spellStart"/>
+      <w:r>
+        <w:rPr>
+          <w:rStyle w:val="AttributeTok"/>
+        </w:rPr>
+        <w:t>ghz</w:t>
+      </w:r>
+      <w:proofErr w:type="spellEnd"/>
       <w:r>
         <w:rPr>
           <w:rStyle w:val="NormalTok"/>
@@ -816,13 +1018,41 @@
         <w:rPr>
           <w:rStyle w:val="StringTok"/>
         </w:rPr>
-        <w:t>"taskset -c 4 /root/bw_mem_init_once -P 1 -N 1000 -W 2 1024m rd"</w:t>
+        <w:t>"taskset -c 4 /root/</w:t>
+      </w:r>
+      <w:proofErr w:type="spellStart"/>
+      <w:r>
+        <w:rPr>
+          <w:rStyle w:val="StringTok"/>
+        </w:rPr>
+        <w:t>bw_mem_init_once</w:t>
+      </w:r>
+      <w:proofErr w:type="spellEnd"/>
+      <w:r>
+        <w:rPr>
+          <w:rStyle w:val="StringTok"/>
+        </w:rPr>
+        <w:t xml:space="preserve"> -P 1 -N 1000 -W 2 1024m </w:t>
+      </w:r>
+      <w:proofErr w:type="spellStart"/>
+      <w:r>
+        <w:rPr>
+          <w:rStyle w:val="StringTok"/>
+        </w:rPr>
+        <w:t>rd</w:t>
+      </w:r>
+      <w:proofErr w:type="spellEnd"/>
+      <w:r>
+        <w:rPr>
+          <w:rStyle w:val="StringTok"/>
+        </w:rPr>
+        <w:t>"</w:t>
       </w:r>
     </w:p>
     <w:p>
       <w:r>
         <w:pict w14:anchorId="48D6F10A">
-          <v:rect id="_x0000_i1033" style="width:0;height:1.5pt" o:hralign="center" o:hrstd="t" o:hr="t"/>
+          <v:rect id="_x0000_i1031" style="width:0;height:1.5pt" o:hralign="center" o:hrstd="t" o:hr="t"/>
         </w:pict>
       </w:r>
     </w:p>
@@ -870,8 +1100,16 @@
         <w:rPr>
           <w:rStyle w:val="NormalTok"/>
         </w:rPr>
-        <w:t xml:space="preserve"> phoenix_out</w:t>
-      </w:r>
+        <w:t xml:space="preserve"> </w:t>
+      </w:r>
+      <w:proofErr w:type="spellStart"/>
+      <w:r>
+        <w:rPr>
+          <w:rStyle w:val="NormalTok"/>
+        </w:rPr>
+        <w:t>phoenix_out</w:t>
+      </w:r>
+      <w:proofErr w:type="spellEnd"/>
       <w:r>
         <w:br/>
       </w:r>
@@ -975,7 +1213,21 @@
         <w:rPr>
           <w:rStyle w:val="AttributeTok"/>
         </w:rPr>
-        <w:t>--cmn-indices</w:t>
+        <w:t>--</w:t>
+      </w:r>
+      <w:proofErr w:type="spellStart"/>
+      <w:r>
+        <w:rPr>
+          <w:rStyle w:val="AttributeTok"/>
+        </w:rPr>
+        <w:t>cmn</w:t>
+      </w:r>
+      <w:proofErr w:type="spellEnd"/>
+      <w:r>
+        <w:rPr>
+          <w:rStyle w:val="AttributeTok"/>
+        </w:rPr>
+        <w:t>-indices</w:t>
       </w:r>
       <w:r>
         <w:rPr>
@@ -1002,8 +1254,30 @@
         <w:rPr>
           <w:rStyle w:val="AttributeTok"/>
         </w:rPr>
-        <w:t>--cmn-clock-ghz</w:t>
-      </w:r>
+        <w:t>--</w:t>
+      </w:r>
+      <w:proofErr w:type="spellStart"/>
+      <w:r>
+        <w:rPr>
+          <w:rStyle w:val="AttributeTok"/>
+        </w:rPr>
+        <w:t>cmn</w:t>
+      </w:r>
+      <w:proofErr w:type="spellEnd"/>
+      <w:r>
+        <w:rPr>
+          <w:rStyle w:val="AttributeTok"/>
+        </w:rPr>
+        <w:t>-clock-</w:t>
+      </w:r>
+      <w:proofErr w:type="spellStart"/>
+      <w:r>
+        <w:rPr>
+          <w:rStyle w:val="AttributeTok"/>
+        </w:rPr>
+        <w:t>ghz</w:t>
+      </w:r>
+      <w:proofErr w:type="spellEnd"/>
       <w:r>
         <w:rPr>
           <w:rStyle w:val="NormalTok"/>
@@ -1041,7 +1315,35 @@
         <w:rPr>
           <w:rStyle w:val="StringTok"/>
         </w:rPr>
-        <w:t>"taskset -c 4 /root/bw_mem_init_once -P 1 -N 1000 -W 2 1024m rd"</w:t>
+        <w:t>"taskset -c 4 /root/</w:t>
+      </w:r>
+      <w:proofErr w:type="spellStart"/>
+      <w:r>
+        <w:rPr>
+          <w:rStyle w:val="StringTok"/>
+        </w:rPr>
+        <w:t>bw_mem_init_once</w:t>
+      </w:r>
+      <w:proofErr w:type="spellEnd"/>
+      <w:r>
+        <w:rPr>
+          <w:rStyle w:val="StringTok"/>
+        </w:rPr>
+        <w:t xml:space="preserve"> -P 1 -N 1000 -W 2 1024m </w:t>
+      </w:r>
+      <w:proofErr w:type="spellStart"/>
+      <w:r>
+        <w:rPr>
+          <w:rStyle w:val="StringTok"/>
+        </w:rPr>
+        <w:t>rd</w:t>
+      </w:r>
+      <w:proofErr w:type="spellEnd"/>
+      <w:r>
+        <w:rPr>
+          <w:rStyle w:val="StringTok"/>
+        </w:rPr>
+        <w:t>"</w:t>
       </w:r>
     </w:p>
     <w:p>
@@ -1055,7 +1357,7 @@
     <w:p>
       <w:r>
         <w:pict w14:anchorId="48D6F10B">
-          <v:rect id="_x0000_i1034" style="width:0;height:1.5pt" o:hralign="center" o:hrstd="t" o:hr="t"/>
+          <v:rect id="_x0000_i1032" style="width:0;height:1.5pt" o:hralign="center" o:hrstd="t" o:hr="t"/>
         </w:pict>
       </w:r>
     </w:p>
@@ -1158,7 +1460,21 @@
         <w:rPr>
           <w:rStyle w:val="NormalTok"/>
         </w:rPr>
-        <w:t xml:space="preserve"> phoenix_out </w:t>
+        <w:t xml:space="preserve"> </w:t>
+      </w:r>
+      <w:proofErr w:type="spellStart"/>
+      <w:r>
+        <w:rPr>
+          <w:rStyle w:val="NormalTok"/>
+        </w:rPr>
+        <w:t>phoenix_out</w:t>
+      </w:r>
+      <w:proofErr w:type="spellEnd"/>
+      <w:r>
+        <w:rPr>
+          <w:rStyle w:val="NormalTok"/>
+        </w:rPr>
+        <w:t xml:space="preserve"> </w:t>
       </w:r>
       <w:r>
         <w:rPr>
@@ -1179,8 +1495,30 @@
         <w:rPr>
           <w:rStyle w:val="AttributeTok"/>
         </w:rPr>
-        <w:t>--cmn-clock-ghz</w:t>
-      </w:r>
+        <w:t>--</w:t>
+      </w:r>
+      <w:proofErr w:type="spellStart"/>
+      <w:r>
+        <w:rPr>
+          <w:rStyle w:val="AttributeTok"/>
+        </w:rPr>
+        <w:t>cmn</w:t>
+      </w:r>
+      <w:proofErr w:type="spellEnd"/>
+      <w:r>
+        <w:rPr>
+          <w:rStyle w:val="AttributeTok"/>
+        </w:rPr>
+        <w:t>-clock-</w:t>
+      </w:r>
+      <w:proofErr w:type="spellStart"/>
+      <w:r>
+        <w:rPr>
+          <w:rStyle w:val="AttributeTok"/>
+        </w:rPr>
+        <w:t>ghz</w:t>
+      </w:r>
+      <w:proofErr w:type="spellEnd"/>
       <w:r>
         <w:rPr>
           <w:rStyle w:val="NormalTok"/>
@@ -1191,7 +1529,7 @@
     <w:p>
       <w:r>
         <w:pict w14:anchorId="48D6F10C">
-          <v:rect id="_x0000_i1035" style="width:0;height:1.5pt" o:hralign="center" o:hrstd="t" o:hr="t"/>
+          <v:rect id="_x0000_i1033" style="width:0;height:1.5pt" o:hralign="center" o:hrstd="t" o:hr="t"/>
         </w:pict>
       </w:r>
     </w:p>
@@ -1202,6 +1540,7 @@
       <w:bookmarkStart w:id="14" w:name="output-directory"/>
       <w:bookmarkEnd w:id="13"/>
       <w:r>
+        <w:lastRenderedPageBreak/>
         <w:t>Output Directory</w:t>
       </w:r>
     </w:p>
@@ -1217,12 +1556,19 @@
       <w:pPr>
         <w:pStyle w:val="SourceCode"/>
       </w:pPr>
+      <w:proofErr w:type="spellStart"/>
       <w:r>
         <w:rPr>
           <w:rStyle w:val="VerbatimChar"/>
         </w:rPr>
-        <w:lastRenderedPageBreak/>
-        <w:t>phoenix_out/</w:t>
+        <w:t>phoenix_out</w:t>
+      </w:r>
+      <w:proofErr w:type="spellEnd"/>
+      <w:r>
+        <w:rPr>
+          <w:rStyle w:val="VerbatimChar"/>
+        </w:rPr>
+        <w:t>/</w:t>
       </w:r>
       <w:r>
         <w:br/>
@@ -1264,7 +1610,7 @@
     <w:p>
       <w:r>
         <w:pict w14:anchorId="48D6F10D">
-          <v:rect id="_x0000_i1036" style="width:0;height:1.5pt" o:hralign="center" o:hrstd="t" o:hr="t"/>
+          <v:rect id="_x0000_i1034" style="width:0;height:1.5pt" o:hralign="center" o:hrstd="t" o:hr="t"/>
         </w:pict>
       </w:r>
     </w:p>
@@ -1316,12 +1662,14 @@
       <w:r>
         <w:br/>
       </w:r>
+      <w:proofErr w:type="spellStart"/>
       <w:r>
         <w:rPr>
           <w:rStyle w:val="VerbatimChar"/>
         </w:rPr>
         <w:t>slot_name</w:t>
       </w:r>
+      <w:proofErr w:type="spellEnd"/>
       <w:r>
         <w:br/>
       </w:r>
@@ -1334,12 +1682,14 @@
       <w:r>
         <w:br/>
       </w:r>
+      <w:proofErr w:type="spellStart"/>
       <w:r>
         <w:rPr>
           <w:rStyle w:val="VerbatimChar"/>
         </w:rPr>
         <w:t>dmc_subdomain</w:t>
       </w:r>
+      <w:proofErr w:type="spellEnd"/>
       <w:r>
         <w:br/>
       </w:r>
@@ -1352,21 +1702,25 @@
       <w:r>
         <w:br/>
       </w:r>
+      <w:proofErr w:type="spellStart"/>
       <w:r>
         <w:rPr>
           <w:rStyle w:val="VerbatimChar"/>
         </w:rPr>
         <w:t>effective_unit</w:t>
       </w:r>
+      <w:proofErr w:type="spellEnd"/>
       <w:r>
         <w:br/>
       </w:r>
+      <w:proofErr w:type="spellStart"/>
       <w:r>
         <w:rPr>
           <w:rStyle w:val="VerbatimChar"/>
         </w:rPr>
         <w:t>preferred_value</w:t>
       </w:r>
+      <w:proofErr w:type="spellEnd"/>
     </w:p>
     <w:p>
       <w:pPr>
@@ -1390,7 +1744,7 @@
     <w:p>
       <w:r>
         <w:pict w14:anchorId="48D6F10E">
-          <v:rect id="_x0000_i1037" style="width:0;height:1.5pt" o:hralign="center" o:hrstd="t" o:hr="t"/>
+          <v:rect id="_x0000_i1035" style="width:0;height:1.5pt" o:hralign="center" o:hrstd="t" o:hr="t"/>
         </w:pict>
       </w:r>
     </w:p>
@@ -1562,14 +1916,25 @@
                 <w:szCs w:val="22"/>
               </w:rPr>
             </w:pPr>
-            <w:r>
-              <w:rPr>
-                <w:rFonts w:ascii="Aptos Narrow" w:eastAsia="Times New Roman" w:hAnsi="Aptos Narrow" w:cs="Times New Roman"/>
-                <w:color w:val="000000"/>
-                <w:sz w:val="22"/>
-                <w:szCs w:val="22"/>
-              </w:rPr>
-              <w:t>Topdown L1</w:t>
+            <w:proofErr w:type="spellStart"/>
+            <w:r>
+              <w:rPr>
+                <w:rFonts w:ascii="Aptos Narrow" w:eastAsia="Times New Roman" w:hAnsi="Aptos Narrow" w:cs="Times New Roman"/>
+                <w:color w:val="000000"/>
+                <w:sz w:val="22"/>
+                <w:szCs w:val="22"/>
+              </w:rPr>
+              <w:t>Topdown</w:t>
+            </w:r>
+            <w:proofErr w:type="spellEnd"/>
+            <w:r>
+              <w:rPr>
+                <w:rFonts w:ascii="Aptos Narrow" w:eastAsia="Times New Roman" w:hAnsi="Aptos Narrow" w:cs="Times New Roman"/>
+                <w:color w:val="000000"/>
+                <w:sz w:val="22"/>
+                <w:szCs w:val="22"/>
+              </w:rPr>
+              <w:t xml:space="preserve"> L1</w:t>
             </w:r>
           </w:p>
         </w:tc>
@@ -1615,6 +1980,7 @@
               </w:rPr>
               <w:t xml:space="preserve">, </w:t>
             </w:r>
+            <w:proofErr w:type="spellStart"/>
             <w:r>
               <w:rPr>
                 <w:rFonts w:ascii="Arial Unicode MS" w:eastAsia="Times New Roman" w:hAnsi="Arial Unicode MS" w:cs="Times New Roman"/>
@@ -1624,6 +1990,7 @@
               </w:rPr>
               <w:t>frontend_bound</w:t>
             </w:r>
+            <w:proofErr w:type="spellEnd"/>
             <w:r>
               <w:rPr>
                 <w:rFonts w:ascii="Aptos Narrow" w:eastAsia="Times New Roman" w:hAnsi="Aptos Narrow" w:cs="Times New Roman"/>
@@ -1633,6 +2000,7 @@
               </w:rPr>
               <w:t xml:space="preserve">, </w:t>
             </w:r>
+            <w:proofErr w:type="spellStart"/>
             <w:r>
               <w:rPr>
                 <w:rFonts w:ascii="Arial Unicode MS" w:eastAsia="Times New Roman" w:hAnsi="Arial Unicode MS" w:cs="Times New Roman"/>
@@ -1642,6 +2010,7 @@
               </w:rPr>
               <w:t>backend_bound</w:t>
             </w:r>
+            <w:proofErr w:type="spellEnd"/>
             <w:r>
               <w:rPr>
                 <w:rFonts w:ascii="Aptos Narrow" w:eastAsia="Times New Roman" w:hAnsi="Aptos Narrow" w:cs="Times New Roman"/>
@@ -1651,6 +2020,7 @@
               </w:rPr>
               <w:t xml:space="preserve">, </w:t>
             </w:r>
+            <w:proofErr w:type="spellStart"/>
             <w:r>
               <w:rPr>
                 <w:rFonts w:ascii="Arial Unicode MS" w:eastAsia="Times New Roman" w:hAnsi="Arial Unicode MS" w:cs="Times New Roman"/>
@@ -1660,6 +2030,7 @@
               </w:rPr>
               <w:t>bad_speculation</w:t>
             </w:r>
+            <w:proofErr w:type="spellEnd"/>
           </w:p>
         </w:tc>
         <w:tc>
@@ -1761,6 +2132,7 @@
                 <w:szCs w:val="20"/>
               </w:rPr>
             </w:pPr>
+            <w:proofErr w:type="spellStart"/>
             <w:r>
               <w:rPr>
                 <w:rFonts w:ascii="Arial Unicode MS" w:eastAsia="Times New Roman" w:hAnsi="Arial Unicode MS" w:cs="Times New Roman"/>
@@ -1770,6 +2142,7 @@
               </w:rPr>
               <w:t>ipc</w:t>
             </w:r>
+            <w:proofErr w:type="spellEnd"/>
             <w:r>
               <w:rPr>
                 <w:rFonts w:ascii="Aptos Narrow" w:eastAsia="Times New Roman" w:hAnsi="Aptos Narrow" w:cs="Times New Roman"/>
@@ -1999,6 +2372,7 @@
                 <w:szCs w:val="20"/>
               </w:rPr>
             </w:pPr>
+            <w:proofErr w:type="spellStart"/>
             <w:r>
               <w:rPr>
                 <w:rFonts w:ascii="Arial Unicode MS" w:eastAsia="Times New Roman" w:hAnsi="Arial Unicode MS" w:cs="Times New Roman"/>
@@ -2008,6 +2382,7 @@
               </w:rPr>
               <w:t>frontend_stalled_cycles</w:t>
             </w:r>
+            <w:proofErr w:type="spellEnd"/>
             <w:r>
               <w:rPr>
                 <w:rFonts w:ascii="Aptos Narrow" w:eastAsia="Times New Roman" w:hAnsi="Aptos Narrow" w:cs="Times New Roman"/>
@@ -2017,6 +2392,7 @@
               </w:rPr>
               <w:t xml:space="preserve">, </w:t>
             </w:r>
+            <w:proofErr w:type="spellStart"/>
             <w:r>
               <w:rPr>
                 <w:rFonts w:ascii="Arial Unicode MS" w:eastAsia="Times New Roman" w:hAnsi="Arial Unicode MS" w:cs="Times New Roman"/>
@@ -2026,6 +2402,7 @@
               </w:rPr>
               <w:t>backend_stalled_cycles</w:t>
             </w:r>
+            <w:proofErr w:type="spellEnd"/>
           </w:p>
         </w:tc>
         <w:tc>
@@ -2163,14 +2540,25 @@
               </w:rPr>
               <w:t xml:space="preserve">, </w:t>
             </w:r>
-            <w:r>
-              <w:rPr>
-                <w:rFonts w:ascii="Arial Unicode MS" w:eastAsia="Times New Roman" w:hAnsi="Arial Unicode MS" w:cs="Times New Roman"/>
-                <w:color w:val="000000"/>
-                <w:sz w:val="20"/>
-                <w:szCs w:val="20"/>
-              </w:rPr>
-              <w:t>ll_*</w:t>
+            <w:proofErr w:type="spellStart"/>
+            <w:r>
+              <w:rPr>
+                <w:rFonts w:ascii="Arial Unicode MS" w:eastAsia="Times New Roman" w:hAnsi="Arial Unicode MS" w:cs="Times New Roman"/>
+                <w:color w:val="000000"/>
+                <w:sz w:val="20"/>
+                <w:szCs w:val="20"/>
+              </w:rPr>
+              <w:t>ll</w:t>
+            </w:r>
+            <w:proofErr w:type="spellEnd"/>
+            <w:r>
+              <w:rPr>
+                <w:rFonts w:ascii="Arial Unicode MS" w:eastAsia="Times New Roman" w:hAnsi="Arial Unicode MS" w:cs="Times New Roman"/>
+                <w:color w:val="000000"/>
+                <w:sz w:val="20"/>
+                <w:szCs w:val="20"/>
+              </w:rPr>
+              <w:t>_*</w:t>
             </w:r>
             <w:r>
               <w:rPr>
@@ -2282,14 +2670,25 @@
                 <w:szCs w:val="20"/>
               </w:rPr>
             </w:pPr>
-            <w:r>
-              <w:rPr>
-                <w:rFonts w:ascii="Arial Unicode MS" w:eastAsia="Times New Roman" w:hAnsi="Arial Unicode MS" w:cs="Times New Roman"/>
-                <w:color w:val="000000"/>
-                <w:sz w:val="20"/>
-                <w:szCs w:val="20"/>
-              </w:rPr>
-              <w:t>itlb_*</w:t>
+            <w:proofErr w:type="spellStart"/>
+            <w:r>
+              <w:rPr>
+                <w:rFonts w:ascii="Arial Unicode MS" w:eastAsia="Times New Roman" w:hAnsi="Arial Unicode MS" w:cs="Times New Roman"/>
+                <w:color w:val="000000"/>
+                <w:sz w:val="20"/>
+                <w:szCs w:val="20"/>
+              </w:rPr>
+              <w:t>itlb</w:t>
+            </w:r>
+            <w:proofErr w:type="spellEnd"/>
+            <w:r>
+              <w:rPr>
+                <w:rFonts w:ascii="Arial Unicode MS" w:eastAsia="Times New Roman" w:hAnsi="Arial Unicode MS" w:cs="Times New Roman"/>
+                <w:color w:val="000000"/>
+                <w:sz w:val="20"/>
+                <w:szCs w:val="20"/>
+              </w:rPr>
+              <w:t>_*</w:t>
             </w:r>
             <w:r>
               <w:rPr>
@@ -2300,14 +2699,25 @@
               </w:rPr>
               <w:t xml:space="preserve">, </w:t>
             </w:r>
-            <w:r>
-              <w:rPr>
-                <w:rFonts w:ascii="Arial Unicode MS" w:eastAsia="Times New Roman" w:hAnsi="Arial Unicode MS" w:cs="Times New Roman"/>
-                <w:color w:val="000000"/>
-                <w:sz w:val="20"/>
-                <w:szCs w:val="20"/>
-              </w:rPr>
-              <w:t>dtlb_*</w:t>
+            <w:proofErr w:type="spellStart"/>
+            <w:r>
+              <w:rPr>
+                <w:rFonts w:ascii="Arial Unicode MS" w:eastAsia="Times New Roman" w:hAnsi="Arial Unicode MS" w:cs="Times New Roman"/>
+                <w:color w:val="000000"/>
+                <w:sz w:val="20"/>
+                <w:szCs w:val="20"/>
+              </w:rPr>
+              <w:t>dtlb</w:t>
+            </w:r>
+            <w:proofErr w:type="spellEnd"/>
+            <w:r>
+              <w:rPr>
+                <w:rFonts w:ascii="Arial Unicode MS" w:eastAsia="Times New Roman" w:hAnsi="Arial Unicode MS" w:cs="Times New Roman"/>
+                <w:color w:val="000000"/>
+                <w:sz w:val="20"/>
+                <w:szCs w:val="20"/>
+              </w:rPr>
+              <w:t>_*</w:t>
             </w:r>
           </w:p>
         </w:tc>
@@ -2511,7 +2921,6 @@
                 <w:sz w:val="22"/>
                 <w:szCs w:val="22"/>
               </w:rPr>
-              <w:lastRenderedPageBreak/>
               <w:t>CMN</w:t>
             </w:r>
           </w:p>
@@ -2654,6 +3063,7 @@
                 <w:szCs w:val="20"/>
               </w:rPr>
             </w:pPr>
+            <w:proofErr w:type="spellStart"/>
             <w:r>
               <w:rPr>
                 <w:rFonts w:ascii="Arial Unicode MS" w:eastAsia="Times New Roman" w:hAnsi="Arial Unicode MS" w:cs="Times New Roman"/>
@@ -2663,6 +3073,7 @@
               </w:rPr>
               <w:t>cmn_bw_rnf</w:t>
             </w:r>
+            <w:proofErr w:type="spellEnd"/>
             <w:r>
               <w:rPr>
                 <w:rFonts w:ascii="Aptos Narrow" w:eastAsia="Times New Roman" w:hAnsi="Aptos Narrow" w:cs="Times New Roman"/>
@@ -2672,6 +3083,7 @@
               </w:rPr>
               <w:t xml:space="preserve">, </w:t>
             </w:r>
+            <w:proofErr w:type="spellStart"/>
             <w:r>
               <w:rPr>
                 <w:rFonts w:ascii="Arial Unicode MS" w:eastAsia="Times New Roman" w:hAnsi="Arial Unicode MS" w:cs="Times New Roman"/>
@@ -2681,6 +3093,7 @@
               </w:rPr>
               <w:t>cmn_bw_rni</w:t>
             </w:r>
+            <w:proofErr w:type="spellEnd"/>
             <w:r>
               <w:rPr>
                 <w:rFonts w:ascii="Aptos Narrow" w:eastAsia="Times New Roman" w:hAnsi="Aptos Narrow" w:cs="Times New Roman"/>
@@ -2690,6 +3103,7 @@
               </w:rPr>
               <w:t xml:space="preserve">, </w:t>
             </w:r>
+            <w:proofErr w:type="spellStart"/>
             <w:r>
               <w:rPr>
                 <w:rFonts w:ascii="Arial Unicode MS" w:eastAsia="Times New Roman" w:hAnsi="Arial Unicode MS" w:cs="Times New Roman"/>
@@ -2699,6 +3113,7 @@
               </w:rPr>
               <w:t>cmn_bw_rnd</w:t>
             </w:r>
+            <w:proofErr w:type="spellEnd"/>
           </w:p>
         </w:tc>
         <w:tc>
@@ -2797,6 +3212,7 @@
                 <w:szCs w:val="20"/>
               </w:rPr>
             </w:pPr>
+            <w:proofErr w:type="spellStart"/>
             <w:r>
               <w:rPr>
                 <w:rFonts w:ascii="Arial Unicode MS" w:eastAsia="Times New Roman" w:hAnsi="Arial Unicode MS" w:cs="Times New Roman"/>
@@ -2806,6 +3222,7 @@
               </w:rPr>
               <w:t>cmn_bw_snf</w:t>
             </w:r>
+            <w:proofErr w:type="spellEnd"/>
           </w:p>
         </w:tc>
         <w:tc>
@@ -3029,6 +3446,7 @@
                 <w:szCs w:val="20"/>
               </w:rPr>
             </w:pPr>
+            <w:proofErr w:type="spellStart"/>
             <w:r>
               <w:rPr>
                 <w:rFonts w:ascii="Arial Unicode MS" w:eastAsia="Times New Roman" w:hAnsi="Arial Unicode MS" w:cs="Times New Roman"/>
@@ -3038,6 +3456,7 @@
               </w:rPr>
               <w:t>cmn_hns_txdat_rate</w:t>
             </w:r>
+            <w:proofErr w:type="spellEnd"/>
           </w:p>
         </w:tc>
         <w:tc>
@@ -3136,6 +3555,7 @@
                 <w:szCs w:val="20"/>
               </w:rPr>
             </w:pPr>
+            <w:proofErr w:type="spellStart"/>
             <w:r>
               <w:rPr>
                 <w:rFonts w:ascii="Arial Unicode MS" w:eastAsia="Times New Roman" w:hAnsi="Arial Unicode MS" w:cs="Times New Roman"/>
@@ -3145,6 +3565,7 @@
               </w:rPr>
               <w:t>cmn_hns_pocq_avg_occupancy</w:t>
             </w:r>
+            <w:proofErr w:type="spellEnd"/>
           </w:p>
         </w:tc>
         <w:tc>
@@ -3243,6 +3664,7 @@
                 <w:szCs w:val="20"/>
               </w:rPr>
             </w:pPr>
+            <w:proofErr w:type="spellStart"/>
             <w:r>
               <w:rPr>
                 <w:rFonts w:ascii="Arial Unicode MS" w:eastAsia="Times New Roman" w:hAnsi="Arial Unicode MS" w:cs="Times New Roman"/>
@@ -3252,6 +3674,7 @@
               </w:rPr>
               <w:t>cmn_hns_pocq_retry_ratio</w:t>
             </w:r>
+            <w:proofErr w:type="spellEnd"/>
             <w:r>
               <w:rPr>
                 <w:rFonts w:ascii="Aptos Narrow" w:eastAsia="Times New Roman" w:hAnsi="Aptos Narrow" w:cs="Times New Roman"/>
@@ -3261,6 +3684,7 @@
               </w:rPr>
               <w:t xml:space="preserve">, </w:t>
             </w:r>
+            <w:proofErr w:type="spellStart"/>
             <w:r>
               <w:rPr>
                 <w:rFonts w:ascii="Arial Unicode MS" w:eastAsia="Times New Roman" w:hAnsi="Arial Unicode MS" w:cs="Times New Roman"/>
@@ -3270,6 +3694,7 @@
               </w:rPr>
               <w:t>cmn_hns_memcntrl_retry_ratio</w:t>
             </w:r>
+            <w:proofErr w:type="spellEnd"/>
             <w:r>
               <w:rPr>
                 <w:rFonts w:ascii="Aptos Narrow" w:eastAsia="Times New Roman" w:hAnsi="Aptos Narrow" w:cs="Times New Roman"/>
@@ -3279,6 +3704,7 @@
               </w:rPr>
               <w:t xml:space="preserve">, </w:t>
             </w:r>
+            <w:proofErr w:type="spellStart"/>
             <w:r>
               <w:rPr>
                 <w:rFonts w:ascii="Arial Unicode MS" w:eastAsia="Times New Roman" w:hAnsi="Arial Unicode MS" w:cs="Times New Roman"/>
@@ -3288,6 +3714,7 @@
               </w:rPr>
               <w:t>cmn_hns_memcntrl_cbusy_req_throttle_rate</w:t>
             </w:r>
+            <w:proofErr w:type="spellEnd"/>
           </w:p>
         </w:tc>
         <w:tc>
@@ -3359,8 +3786,19 @@
                 <w:sz w:val="22"/>
                 <w:szCs w:val="22"/>
               </w:rPr>
-              <w:t>HNS CBusy</w:t>
-            </w:r>
+              <w:t xml:space="preserve">HNS </w:t>
+            </w:r>
+            <w:proofErr w:type="spellStart"/>
+            <w:r>
+              <w:rPr>
+                <w:rFonts w:ascii="Aptos Narrow" w:eastAsia="Times New Roman" w:hAnsi="Aptos Narrow" w:cs="Times New Roman"/>
+                <w:color w:val="000000"/>
+                <w:sz w:val="22"/>
+                <w:szCs w:val="22"/>
+              </w:rPr>
+              <w:t>CBusy</w:t>
+            </w:r>
+            <w:proofErr w:type="spellEnd"/>
           </w:p>
         </w:tc>
         <w:tc>
@@ -3493,14 +3931,25 @@
                 <w:szCs w:val="20"/>
               </w:rPr>
             </w:pPr>
-            <w:r>
-              <w:rPr>
-                <w:rFonts w:ascii="Arial Unicode MS" w:eastAsia="Times New Roman" w:hAnsi="Arial Unicode MS" w:cs="Times New Roman"/>
-                <w:color w:val="000000"/>
-                <w:sz w:val="20"/>
-                <w:szCs w:val="20"/>
-              </w:rPr>
-              <w:t>cmn_ccg_rx*</w:t>
+            <w:proofErr w:type="spellStart"/>
+            <w:r>
+              <w:rPr>
+                <w:rFonts w:ascii="Arial Unicode MS" w:eastAsia="Times New Roman" w:hAnsi="Arial Unicode MS" w:cs="Times New Roman"/>
+                <w:color w:val="000000"/>
+                <w:sz w:val="20"/>
+                <w:szCs w:val="20"/>
+              </w:rPr>
+              <w:t>cmn_ccg_rx</w:t>
+            </w:r>
+            <w:proofErr w:type="spellEnd"/>
+            <w:r>
+              <w:rPr>
+                <w:rFonts w:ascii="Arial Unicode MS" w:eastAsia="Times New Roman" w:hAnsi="Arial Unicode MS" w:cs="Times New Roman"/>
+                <w:color w:val="000000"/>
+                <w:sz w:val="20"/>
+                <w:szCs w:val="20"/>
+              </w:rPr>
+              <w:t>*</w:t>
             </w:r>
             <w:r>
               <w:rPr>
@@ -3511,14 +3960,25 @@
               </w:rPr>
               <w:t xml:space="preserve">, </w:t>
             </w:r>
-            <w:r>
-              <w:rPr>
-                <w:rFonts w:ascii="Arial Unicode MS" w:eastAsia="Times New Roman" w:hAnsi="Arial Unicode MS" w:cs="Times New Roman"/>
-                <w:color w:val="000000"/>
-                <w:sz w:val="20"/>
-                <w:szCs w:val="20"/>
-              </w:rPr>
-              <w:t>cmn_ccg_tx*</w:t>
+            <w:proofErr w:type="spellStart"/>
+            <w:r>
+              <w:rPr>
+                <w:rFonts w:ascii="Arial Unicode MS" w:eastAsia="Times New Roman" w:hAnsi="Arial Unicode MS" w:cs="Times New Roman"/>
+                <w:color w:val="000000"/>
+                <w:sz w:val="20"/>
+                <w:szCs w:val="20"/>
+              </w:rPr>
+              <w:t>cmn_ccg_tx</w:t>
+            </w:r>
+            <w:proofErr w:type="spellEnd"/>
+            <w:r>
+              <w:rPr>
+                <w:rFonts w:ascii="Arial Unicode MS" w:eastAsia="Times New Roman" w:hAnsi="Arial Unicode MS" w:cs="Times New Roman"/>
+                <w:color w:val="000000"/>
+                <w:sz w:val="20"/>
+                <w:szCs w:val="20"/>
+              </w:rPr>
+              <w:t>*</w:t>
             </w:r>
           </w:p>
         </w:tc>
@@ -3618,6 +4078,7 @@
                 <w:szCs w:val="20"/>
               </w:rPr>
             </w:pPr>
+            <w:proofErr w:type="spellStart"/>
             <w:r>
               <w:rPr>
                 <w:rFonts w:ascii="Arial Unicode MS" w:eastAsia="Times New Roman" w:hAnsi="Arial Unicode MS" w:cs="Times New Roman"/>
@@ -3627,6 +4088,7 @@
               </w:rPr>
               <w:t>cmn_ccg_rxrsp_retry_rate</w:t>
             </w:r>
+            <w:proofErr w:type="spellEnd"/>
             <w:r>
               <w:rPr>
                 <w:rFonts w:ascii="Aptos Narrow" w:eastAsia="Times New Roman" w:hAnsi="Aptos Narrow" w:cs="Times New Roman"/>
@@ -3636,6 +4098,7 @@
               </w:rPr>
               <w:t xml:space="preserve">, </w:t>
             </w:r>
+            <w:proofErr w:type="spellStart"/>
             <w:r>
               <w:rPr>
                 <w:rFonts w:ascii="Arial Unicode MS" w:eastAsia="Times New Roman" w:hAnsi="Arial Unicode MS" w:cs="Times New Roman"/>
@@ -3645,6 +4108,7 @@
               </w:rPr>
               <w:t>cmn_ccg_txrsp_retry_rate</w:t>
             </w:r>
+            <w:proofErr w:type="spellEnd"/>
           </w:p>
         </w:tc>
         <w:tc>
@@ -3743,15 +4207,37 @@
                 <w:szCs w:val="20"/>
               </w:rPr>
             </w:pPr>
-            <w:r>
-              <w:rPr>
-                <w:rFonts w:ascii="Arial Unicode MS" w:eastAsia="Times New Roman" w:hAnsi="Arial Unicode MS" w:cs="Times New Roman"/>
-                <w:color w:val="000000"/>
-                <w:sz w:val="20"/>
-                <w:szCs w:val="20"/>
-              </w:rPr>
-              <w:t>cmn_xp_txdat_*port_rate</w:t>
-            </w:r>
+            <w:proofErr w:type="spellStart"/>
+            <w:r>
+              <w:rPr>
+                <w:rFonts w:ascii="Arial Unicode MS" w:eastAsia="Times New Roman" w:hAnsi="Arial Unicode MS" w:cs="Times New Roman"/>
+                <w:color w:val="000000"/>
+                <w:sz w:val="20"/>
+                <w:szCs w:val="20"/>
+              </w:rPr>
+              <w:t>cmn_xp_txdat</w:t>
+            </w:r>
+            <w:proofErr w:type="spellEnd"/>
+            <w:r>
+              <w:rPr>
+                <w:rFonts w:ascii="Arial Unicode MS" w:eastAsia="Times New Roman" w:hAnsi="Arial Unicode MS" w:cs="Times New Roman"/>
+                <w:color w:val="000000"/>
+                <w:sz w:val="20"/>
+                <w:szCs w:val="20"/>
+              </w:rPr>
+              <w:t>_*</w:t>
+            </w:r>
+            <w:proofErr w:type="spellStart"/>
+            <w:r>
+              <w:rPr>
+                <w:rFonts w:ascii="Arial Unicode MS" w:eastAsia="Times New Roman" w:hAnsi="Arial Unicode MS" w:cs="Times New Roman"/>
+                <w:color w:val="000000"/>
+                <w:sz w:val="20"/>
+                <w:szCs w:val="20"/>
+              </w:rPr>
+              <w:t>port_rate</w:t>
+            </w:r>
+            <w:proofErr w:type="spellEnd"/>
           </w:p>
         </w:tc>
         <w:tc>
@@ -3982,6 +4468,7 @@
                 <w:szCs w:val="20"/>
               </w:rPr>
             </w:pPr>
+            <w:proofErr w:type="spellStart"/>
             <w:r>
               <w:rPr>
                 <w:rFonts w:ascii="Arial Unicode MS" w:eastAsia="Times New Roman" w:hAnsi="Arial Unicode MS" w:cs="Times New Roman"/>
@@ -3991,6 +4478,7 @@
               </w:rPr>
               <w:t>chi_rd_percentage</w:t>
             </w:r>
+            <w:proofErr w:type="spellEnd"/>
             <w:r>
               <w:rPr>
                 <w:rFonts w:ascii="Aptos Narrow" w:eastAsia="Times New Roman" w:hAnsi="Aptos Narrow" w:cs="Times New Roman"/>
@@ -4000,6 +4488,7 @@
               </w:rPr>
               <w:t xml:space="preserve">, </w:t>
             </w:r>
+            <w:proofErr w:type="spellStart"/>
             <w:r>
               <w:rPr>
                 <w:rFonts w:ascii="Arial Unicode MS" w:eastAsia="Times New Roman" w:hAnsi="Arial Unicode MS" w:cs="Times New Roman"/>
@@ -4009,6 +4498,7 @@
               </w:rPr>
               <w:t>chi_wr_percentage</w:t>
             </w:r>
+            <w:proofErr w:type="spellEnd"/>
             <w:r>
               <w:rPr>
                 <w:rFonts w:ascii="Aptos Narrow" w:eastAsia="Times New Roman" w:hAnsi="Aptos Narrow" w:cs="Times New Roman"/>
@@ -4018,14 +4508,25 @@
               </w:rPr>
               <w:t xml:space="preserve">, </w:t>
             </w:r>
-            <w:r>
-              <w:rPr>
-                <w:rFonts w:ascii="Arial Unicode MS" w:eastAsia="Times New Roman" w:hAnsi="Arial Unicode MS" w:cs="Times New Roman"/>
-                <w:color w:val="000000"/>
-                <w:sz w:val="20"/>
-                <w:szCs w:val="20"/>
-              </w:rPr>
-              <w:t>chi_readnosnp*</w:t>
+            <w:proofErr w:type="spellStart"/>
+            <w:r>
+              <w:rPr>
+                <w:rFonts w:ascii="Arial Unicode MS" w:eastAsia="Times New Roman" w:hAnsi="Arial Unicode MS" w:cs="Times New Roman"/>
+                <w:color w:val="000000"/>
+                <w:sz w:val="20"/>
+                <w:szCs w:val="20"/>
+              </w:rPr>
+              <w:t>chi_readnosnp</w:t>
+            </w:r>
+            <w:proofErr w:type="spellEnd"/>
+            <w:r>
+              <w:rPr>
+                <w:rFonts w:ascii="Arial Unicode MS" w:eastAsia="Times New Roman" w:hAnsi="Arial Unicode MS" w:cs="Times New Roman"/>
+                <w:color w:val="000000"/>
+                <w:sz w:val="20"/>
+                <w:szCs w:val="20"/>
+              </w:rPr>
+              <w:t>*</w:t>
             </w:r>
             <w:r>
               <w:rPr>
@@ -4036,14 +4537,25 @@
               </w:rPr>
               <w:t xml:space="preserve">, </w:t>
             </w:r>
-            <w:r>
-              <w:rPr>
-                <w:rFonts w:ascii="Arial Unicode MS" w:eastAsia="Times New Roman" w:hAnsi="Arial Unicode MS" w:cs="Times New Roman"/>
-                <w:color w:val="000000"/>
-                <w:sz w:val="20"/>
-                <w:szCs w:val="20"/>
-              </w:rPr>
-              <w:t>chi_writenosnp*</w:t>
+            <w:proofErr w:type="spellStart"/>
+            <w:r>
+              <w:rPr>
+                <w:rFonts w:ascii="Arial Unicode MS" w:eastAsia="Times New Roman" w:hAnsi="Arial Unicode MS" w:cs="Times New Roman"/>
+                <w:color w:val="000000"/>
+                <w:sz w:val="20"/>
+                <w:szCs w:val="20"/>
+              </w:rPr>
+              <w:t>chi_writenosnp</w:t>
+            </w:r>
+            <w:proofErr w:type="spellEnd"/>
+            <w:r>
+              <w:rPr>
+                <w:rFonts w:ascii="Arial Unicode MS" w:eastAsia="Times New Roman" w:hAnsi="Arial Unicode MS" w:cs="Times New Roman"/>
+                <w:color w:val="000000"/>
+                <w:sz w:val="20"/>
+                <w:szCs w:val="20"/>
+              </w:rPr>
+              <w:t>*</w:t>
             </w:r>
             <w:r>
               <w:rPr>
@@ -4054,6 +4566,7 @@
               </w:rPr>
               <w:t xml:space="preserve">, </w:t>
             </w:r>
+            <w:proofErr w:type="spellStart"/>
             <w:r>
               <w:rPr>
                 <w:rFonts w:ascii="Arial Unicode MS" w:eastAsia="Times New Roman" w:hAnsi="Arial Unicode MS" w:cs="Times New Roman"/>
@@ -4063,6 +4576,7 @@
               </w:rPr>
               <w:t>chi_prefetchtgt_percentage</w:t>
             </w:r>
+            <w:proofErr w:type="spellEnd"/>
           </w:p>
         </w:tc>
         <w:tc>
@@ -4256,7 +4770,27 @@
                 <w:sz w:val="22"/>
                 <w:szCs w:val="22"/>
               </w:rPr>
-              <w:t>DMC read-data CBusy state, renamed from tool-native busy categories</w:t>
+              <w:t xml:space="preserve">DMC read-data </w:t>
+            </w:r>
+            <w:proofErr w:type="spellStart"/>
+            <w:r>
+              <w:rPr>
+                <w:rFonts w:ascii="Aptos Narrow" w:eastAsia="Times New Roman" w:hAnsi="Aptos Narrow" w:cs="Times New Roman"/>
+                <w:color w:val="000000"/>
+                <w:sz w:val="22"/>
+                <w:szCs w:val="22"/>
+              </w:rPr>
+              <w:t>CBusy</w:t>
+            </w:r>
+            <w:proofErr w:type="spellEnd"/>
+            <w:r>
+              <w:rPr>
+                <w:rFonts w:ascii="Aptos Narrow" w:eastAsia="Times New Roman" w:hAnsi="Aptos Narrow" w:cs="Times New Roman"/>
+                <w:color w:val="000000"/>
+                <w:sz w:val="22"/>
+                <w:szCs w:val="22"/>
+              </w:rPr>
+              <w:t xml:space="preserve"> state, renamed from tool-native busy categories</w:t>
             </w:r>
           </w:p>
         </w:tc>
@@ -4322,6 +4856,7 @@
                 <w:szCs w:val="20"/>
               </w:rPr>
             </w:pPr>
+            <w:proofErr w:type="spellStart"/>
             <w:r>
               <w:rPr>
                 <w:rFonts w:ascii="Arial Unicode MS" w:eastAsia="Times New Roman" w:hAnsi="Arial Unicode MS" w:cs="Times New Roman"/>
@@ -4331,6 +4866,7 @@
               </w:rPr>
               <w:t>chi_retry_percentage</w:t>
             </w:r>
+            <w:proofErr w:type="spellEnd"/>
             <w:r>
               <w:rPr>
                 <w:rFonts w:ascii="Aptos Narrow" w:eastAsia="Times New Roman" w:hAnsi="Aptos Narrow" w:cs="Times New Roman"/>
@@ -4340,6 +4876,7 @@
               </w:rPr>
               <w:t xml:space="preserve">, </w:t>
             </w:r>
+            <w:proofErr w:type="spellStart"/>
             <w:r>
               <w:rPr>
                 <w:rFonts w:ascii="Arial Unicode MS" w:eastAsia="Times New Roman" w:hAnsi="Arial Unicode MS" w:cs="Times New Roman"/>
@@ -4349,6 +4886,7 @@
               </w:rPr>
               <w:t>chi_rd_retry_percentage</w:t>
             </w:r>
+            <w:proofErr w:type="spellEnd"/>
             <w:r>
               <w:rPr>
                 <w:rFonts w:ascii="Aptos Narrow" w:eastAsia="Times New Roman" w:hAnsi="Aptos Narrow" w:cs="Times New Roman"/>
@@ -4358,6 +4896,7 @@
               </w:rPr>
               <w:t xml:space="preserve">, </w:t>
             </w:r>
+            <w:proofErr w:type="spellStart"/>
             <w:r>
               <w:rPr>
                 <w:rFonts w:ascii="Arial Unicode MS" w:eastAsia="Times New Roman" w:hAnsi="Arial Unicode MS" w:cs="Times New Roman"/>
@@ -4367,15 +4906,7 @@
               </w:rPr>
               <w:t>chi_wr_retry_percentage</w:t>
             </w:r>
-            <w:r>
-              <w:rPr>
-                <w:rFonts w:ascii="Aptos Narrow" w:eastAsia="Times New Roman" w:hAnsi="Aptos Narrow" w:cs="Times New Roman"/>
-                <w:color w:val="000000"/>
-                <w:sz w:val="22"/>
-                <w:szCs w:val="22"/>
-              </w:rPr>
-              <w:t>, no-retry variants</w:t>
-            </w:r>
+            <w:proofErr w:type="spellEnd"/>
           </w:p>
         </w:tc>
         <w:tc>
@@ -4474,6 +5005,7 @@
                 <w:szCs w:val="20"/>
               </w:rPr>
             </w:pPr>
+            <w:proofErr w:type="spellStart"/>
             <w:r>
               <w:rPr>
                 <w:rFonts w:ascii="Arial Unicode MS" w:eastAsia="Times New Roman" w:hAnsi="Arial Unicode MS" w:cs="Times New Roman"/>
@@ -4483,6 +5015,7 @@
               </w:rPr>
               <w:t>chi_request_zerocredits</w:t>
             </w:r>
+            <w:proofErr w:type="spellEnd"/>
             <w:r>
               <w:rPr>
                 <w:rFonts w:ascii="Aptos Narrow" w:eastAsia="Times New Roman" w:hAnsi="Aptos Narrow" w:cs="Times New Roman"/>
@@ -4492,6 +5025,7 @@
               </w:rPr>
               <w:t xml:space="preserve">, </w:t>
             </w:r>
+            <w:proofErr w:type="spellStart"/>
             <w:r>
               <w:rPr>
                 <w:rFonts w:ascii="Arial Unicode MS" w:eastAsia="Times New Roman" w:hAnsi="Arial Unicode MS" w:cs="Times New Roman"/>
@@ -4501,6 +5035,7 @@
               </w:rPr>
               <w:t>chi_response_zerocredits</w:t>
             </w:r>
+            <w:proofErr w:type="spellEnd"/>
             <w:r>
               <w:rPr>
                 <w:rFonts w:ascii="Aptos Narrow" w:eastAsia="Times New Roman" w:hAnsi="Aptos Narrow" w:cs="Times New Roman"/>
@@ -4510,6 +5045,7 @@
               </w:rPr>
               <w:t xml:space="preserve">, </w:t>
             </w:r>
+            <w:proofErr w:type="spellStart"/>
             <w:r>
               <w:rPr>
                 <w:rFonts w:ascii="Arial Unicode MS" w:eastAsia="Times New Roman" w:hAnsi="Arial Unicode MS" w:cs="Times New Roman"/>
@@ -4519,6 +5055,7 @@
               </w:rPr>
               <w:t>chi_read_data_zerocredits</w:t>
             </w:r>
+            <w:proofErr w:type="spellEnd"/>
           </w:p>
         </w:tc>
         <w:tc>
@@ -4617,6 +5154,7 @@
                 <w:szCs w:val="20"/>
               </w:rPr>
             </w:pPr>
+            <w:proofErr w:type="spellStart"/>
             <w:r>
               <w:rPr>
                 <w:rFonts w:ascii="Arial Unicode MS" w:eastAsia="Times New Roman" w:hAnsi="Arial Unicode MS" w:cs="Times New Roman"/>
@@ -4626,6 +5164,7 @@
               </w:rPr>
               <w:t>chi_read_buffer_occupancy</w:t>
             </w:r>
+            <w:proofErr w:type="spellEnd"/>
             <w:r>
               <w:rPr>
                 <w:rFonts w:ascii="Aptos Narrow" w:eastAsia="Times New Roman" w:hAnsi="Aptos Narrow" w:cs="Times New Roman"/>
@@ -4635,6 +5174,7 @@
               </w:rPr>
               <w:t xml:space="preserve">, </w:t>
             </w:r>
+            <w:proofErr w:type="spellStart"/>
             <w:r>
               <w:rPr>
                 <w:rFonts w:ascii="Arial Unicode MS" w:eastAsia="Times New Roman" w:hAnsi="Arial Unicode MS" w:cs="Times New Roman"/>
@@ -4644,6 +5184,7 @@
               </w:rPr>
               <w:t>chi_write_buffer_occupancy</w:t>
             </w:r>
+            <w:proofErr w:type="spellEnd"/>
           </w:p>
         </w:tc>
         <w:tc>
@@ -4742,6 +5283,7 @@
                 <w:szCs w:val="20"/>
               </w:rPr>
             </w:pPr>
+            <w:proofErr w:type="spellStart"/>
             <w:r>
               <w:rPr>
                 <w:rFonts w:ascii="Arial Unicode MS" w:eastAsia="Times New Roman" w:hAnsi="Arial Unicode MS" w:cs="Times New Roman"/>
@@ -4751,6 +5293,7 @@
               </w:rPr>
               <w:t>dmc_command_queue_occupancy</w:t>
             </w:r>
+            <w:proofErr w:type="spellEnd"/>
             <w:r>
               <w:rPr>
                 <w:rFonts w:ascii="Aptos Narrow" w:eastAsia="Times New Roman" w:hAnsi="Aptos Narrow" w:cs="Times New Roman"/>
@@ -4760,15 +5303,37 @@
               </w:rPr>
               <w:t xml:space="preserve">, </w:t>
             </w:r>
-            <w:r>
-              <w:rPr>
-                <w:rFonts w:ascii="Arial Unicode MS" w:eastAsia="Times New Roman" w:hAnsi="Arial Unicode MS" w:cs="Times New Roman"/>
-                <w:color w:val="000000"/>
-                <w:sz w:val="20"/>
-                <w:szCs w:val="20"/>
-              </w:rPr>
-              <w:t>dmc_read_cmdq_alloc/dealloc</w:t>
-            </w:r>
+            <w:proofErr w:type="spellStart"/>
+            <w:r>
+              <w:rPr>
+                <w:rFonts w:ascii="Arial Unicode MS" w:eastAsia="Times New Roman" w:hAnsi="Arial Unicode MS" w:cs="Times New Roman"/>
+                <w:color w:val="000000"/>
+                <w:sz w:val="20"/>
+                <w:szCs w:val="20"/>
+              </w:rPr>
+              <w:t>dmc_read_cmdq_alloc</w:t>
+            </w:r>
+            <w:proofErr w:type="spellEnd"/>
+            <w:r>
+              <w:rPr>
+                <w:rFonts w:ascii="Arial Unicode MS" w:eastAsia="Times New Roman" w:hAnsi="Arial Unicode MS" w:cs="Times New Roman"/>
+                <w:color w:val="000000"/>
+                <w:sz w:val="20"/>
+                <w:szCs w:val="20"/>
+              </w:rPr>
+              <w:t>/</w:t>
+            </w:r>
+            <w:proofErr w:type="spellStart"/>
+            <w:r>
+              <w:rPr>
+                <w:rFonts w:ascii="Arial Unicode MS" w:eastAsia="Times New Roman" w:hAnsi="Arial Unicode MS" w:cs="Times New Roman"/>
+                <w:color w:val="000000"/>
+                <w:sz w:val="20"/>
+                <w:szCs w:val="20"/>
+              </w:rPr>
+              <w:t>dealloc</w:t>
+            </w:r>
+            <w:proofErr w:type="spellEnd"/>
             <w:r>
               <w:rPr>
                 <w:rFonts w:ascii="Aptos Narrow" w:eastAsia="Times New Roman" w:hAnsi="Aptos Narrow" w:cs="Times New Roman"/>
@@ -4778,15 +5343,37 @@
               </w:rPr>
               <w:t xml:space="preserve">, </w:t>
             </w:r>
-            <w:r>
-              <w:rPr>
-                <w:rFonts w:ascii="Arial Unicode MS" w:eastAsia="Times New Roman" w:hAnsi="Arial Unicode MS" w:cs="Times New Roman"/>
-                <w:color w:val="000000"/>
-                <w:sz w:val="20"/>
-                <w:szCs w:val="20"/>
-              </w:rPr>
-              <w:t>dmc_write_cmdq_alloc/dealloc</w:t>
-            </w:r>
+            <w:proofErr w:type="spellStart"/>
+            <w:r>
+              <w:rPr>
+                <w:rFonts w:ascii="Arial Unicode MS" w:eastAsia="Times New Roman" w:hAnsi="Arial Unicode MS" w:cs="Times New Roman"/>
+                <w:color w:val="000000"/>
+                <w:sz w:val="20"/>
+                <w:szCs w:val="20"/>
+              </w:rPr>
+              <w:t>dmc_write_cmdq_alloc</w:t>
+            </w:r>
+            <w:proofErr w:type="spellEnd"/>
+            <w:r>
+              <w:rPr>
+                <w:rFonts w:ascii="Arial Unicode MS" w:eastAsia="Times New Roman" w:hAnsi="Arial Unicode MS" w:cs="Times New Roman"/>
+                <w:color w:val="000000"/>
+                <w:sz w:val="20"/>
+                <w:szCs w:val="20"/>
+              </w:rPr>
+              <w:t>/</w:t>
+            </w:r>
+            <w:proofErr w:type="spellStart"/>
+            <w:r>
+              <w:rPr>
+                <w:rFonts w:ascii="Arial Unicode MS" w:eastAsia="Times New Roman" w:hAnsi="Arial Unicode MS" w:cs="Times New Roman"/>
+                <w:color w:val="000000"/>
+                <w:sz w:val="20"/>
+                <w:szCs w:val="20"/>
+              </w:rPr>
+              <w:t>dealloc</w:t>
+            </w:r>
+            <w:proofErr w:type="spellEnd"/>
           </w:p>
         </w:tc>
         <w:tc>
@@ -4885,6 +5472,7 @@
                 <w:szCs w:val="20"/>
               </w:rPr>
             </w:pPr>
+            <w:proofErr w:type="spellStart"/>
             <w:r>
               <w:rPr>
                 <w:rFonts w:ascii="Arial Unicode MS" w:eastAsia="Times New Roman" w:hAnsi="Arial Unicode MS" w:cs="Times New Roman"/>
@@ -4894,6 +5482,7 @@
               </w:rPr>
               <w:t>dmc_dram_channel_read_data_percentage</w:t>
             </w:r>
+            <w:proofErr w:type="spellEnd"/>
             <w:r>
               <w:rPr>
                 <w:rFonts w:ascii="Aptos Narrow" w:eastAsia="Times New Roman" w:hAnsi="Aptos Narrow" w:cs="Times New Roman"/>
@@ -4903,6 +5492,7 @@
               </w:rPr>
               <w:t xml:space="preserve">, </w:t>
             </w:r>
+            <w:proofErr w:type="spellStart"/>
             <w:r>
               <w:rPr>
                 <w:rFonts w:ascii="Arial Unicode MS" w:eastAsia="Times New Roman" w:hAnsi="Arial Unicode MS" w:cs="Times New Roman"/>
@@ -4912,6 +5502,7 @@
               </w:rPr>
               <w:t>dmc_dram_channel_write_data_percentage</w:t>
             </w:r>
+            <w:proofErr w:type="spellEnd"/>
             <w:r>
               <w:rPr>
                 <w:rFonts w:ascii="Aptos Narrow" w:eastAsia="Times New Roman" w:hAnsi="Aptos Narrow" w:cs="Times New Roman"/>
@@ -4921,6 +5512,7 @@
               </w:rPr>
               <w:t xml:space="preserve">, </w:t>
             </w:r>
+            <w:proofErr w:type="spellStart"/>
             <w:r>
               <w:rPr>
                 <w:rFonts w:ascii="Arial Unicode MS" w:eastAsia="Times New Roman" w:hAnsi="Arial Unicode MS" w:cs="Times New Roman"/>
@@ -4930,6 +5522,7 @@
               </w:rPr>
               <w:t>dmc_dram_channel_data_util_percentage</w:t>
             </w:r>
+            <w:proofErr w:type="spellEnd"/>
             <w:r>
               <w:rPr>
                 <w:rFonts w:ascii="Aptos Narrow" w:eastAsia="Times New Roman" w:hAnsi="Aptos Narrow" w:cs="Times New Roman"/>
@@ -4939,6 +5532,7 @@
               </w:rPr>
               <w:t xml:space="preserve">, </w:t>
             </w:r>
+            <w:proofErr w:type="spellStart"/>
             <w:r>
               <w:rPr>
                 <w:rFonts w:ascii="Arial Unicode MS" w:eastAsia="Times New Roman" w:hAnsi="Arial Unicode MS" w:cs="Times New Roman"/>
@@ -4948,6 +5542,7 @@
               </w:rPr>
               <w:t>dmc_dram_channel_remainder_percentage</w:t>
             </w:r>
+            <w:proofErr w:type="spellEnd"/>
           </w:p>
         </w:tc>
         <w:tc>
@@ -5046,6 +5641,7 @@
                 <w:szCs w:val="20"/>
               </w:rPr>
             </w:pPr>
+            <w:proofErr w:type="spellStart"/>
             <w:r>
               <w:rPr>
                 <w:rFonts w:ascii="Arial Unicode MS" w:eastAsia="Times New Roman" w:hAnsi="Arial Unicode MS" w:cs="Times New Roman"/>
@@ -5055,6 +5651,7 @@
               </w:rPr>
               <w:t>dram_read_rate</w:t>
             </w:r>
+            <w:proofErr w:type="spellEnd"/>
             <w:r>
               <w:rPr>
                 <w:rFonts w:ascii="Aptos Narrow" w:eastAsia="Times New Roman" w:hAnsi="Aptos Narrow" w:cs="Times New Roman"/>
@@ -5064,6 +5661,7 @@
               </w:rPr>
               <w:t xml:space="preserve">, </w:t>
             </w:r>
+            <w:proofErr w:type="spellStart"/>
             <w:r>
               <w:rPr>
                 <w:rFonts w:ascii="Arial Unicode MS" w:eastAsia="Times New Roman" w:hAnsi="Arial Unicode MS" w:cs="Times New Roman"/>
@@ -5073,6 +5671,7 @@
               </w:rPr>
               <w:t>dram_write_rate</w:t>
             </w:r>
+            <w:proofErr w:type="spellEnd"/>
             <w:r>
               <w:rPr>
                 <w:rFonts w:ascii="Aptos Narrow" w:eastAsia="Times New Roman" w:hAnsi="Aptos Narrow" w:cs="Times New Roman"/>
@@ -5082,6 +5681,7 @@
               </w:rPr>
               <w:t xml:space="preserve">, </w:t>
             </w:r>
+            <w:proofErr w:type="spellStart"/>
             <w:r>
               <w:rPr>
                 <w:rFonts w:ascii="Arial Unicode MS" w:eastAsia="Times New Roman" w:hAnsi="Arial Unicode MS" w:cs="Times New Roman"/>
@@ -5091,14 +5691,35 @@
               </w:rPr>
               <w:t>dram_total_cmd_rate</w:t>
             </w:r>
-            <w:r>
-              <w:rPr>
-                <w:rFonts w:ascii="Aptos Narrow" w:eastAsia="Times New Roman" w:hAnsi="Aptos Narrow" w:cs="Times New Roman"/>
-                <w:color w:val="000000"/>
-                <w:sz w:val="22"/>
-                <w:szCs w:val="22"/>
-              </w:rPr>
-              <w:t>, activate/precharge/refresh rates</w:t>
+            <w:proofErr w:type="spellEnd"/>
+            <w:r>
+              <w:rPr>
+                <w:rFonts w:ascii="Aptos Narrow" w:eastAsia="Times New Roman" w:hAnsi="Aptos Narrow" w:cs="Times New Roman"/>
+                <w:color w:val="000000"/>
+                <w:sz w:val="22"/>
+                <w:szCs w:val="22"/>
+              </w:rPr>
+              <w:t>, activate/</w:t>
+            </w:r>
+            <w:proofErr w:type="spellStart"/>
+            <w:r>
+              <w:rPr>
+                <w:rFonts w:ascii="Aptos Narrow" w:eastAsia="Times New Roman" w:hAnsi="Aptos Narrow" w:cs="Times New Roman"/>
+                <w:color w:val="000000"/>
+                <w:sz w:val="22"/>
+                <w:szCs w:val="22"/>
+              </w:rPr>
+              <w:t>precharge</w:t>
+            </w:r>
+            <w:proofErr w:type="spellEnd"/>
+            <w:r>
+              <w:rPr>
+                <w:rFonts w:ascii="Aptos Narrow" w:eastAsia="Times New Roman" w:hAnsi="Aptos Narrow" w:cs="Times New Roman"/>
+                <w:color w:val="000000"/>
+                <w:sz w:val="22"/>
+                <w:szCs w:val="22"/>
+              </w:rPr>
+              <w:t>/refresh rates</w:t>
             </w:r>
           </w:p>
         </w:tc>
@@ -5171,6 +5792,7 @@
                 <w:sz w:val="22"/>
                 <w:szCs w:val="22"/>
               </w:rPr>
+              <w:lastRenderedPageBreak/>
               <w:t>BE low power</w:t>
             </w:r>
           </w:p>
@@ -5198,14 +5820,25 @@
                 <w:szCs w:val="20"/>
               </w:rPr>
             </w:pPr>
-            <w:r>
-              <w:rPr>
-                <w:rFonts w:ascii="Arial Unicode MS" w:eastAsia="Times New Roman" w:hAnsi="Arial Unicode MS" w:cs="Times New Roman"/>
-                <w:color w:val="000000"/>
-                <w:sz w:val="20"/>
-                <w:szCs w:val="20"/>
-              </w:rPr>
-              <w:t>dmc_dram_lp_*_percentage</w:t>
+            <w:proofErr w:type="spellStart"/>
+            <w:r>
+              <w:rPr>
+                <w:rFonts w:ascii="Arial Unicode MS" w:eastAsia="Times New Roman" w:hAnsi="Arial Unicode MS" w:cs="Times New Roman"/>
+                <w:color w:val="000000"/>
+                <w:sz w:val="20"/>
+                <w:szCs w:val="20"/>
+              </w:rPr>
+              <w:t>dmc_dram_lp</w:t>
+            </w:r>
+            <w:proofErr w:type="spellEnd"/>
+            <w:r>
+              <w:rPr>
+                <w:rFonts w:ascii="Arial Unicode MS" w:eastAsia="Times New Roman" w:hAnsi="Arial Unicode MS" w:cs="Times New Roman"/>
+                <w:color w:val="000000"/>
+                <w:sz w:val="20"/>
+                <w:szCs w:val="20"/>
+              </w:rPr>
+              <w:t>_*_percentage</w:t>
             </w:r>
           </w:p>
         </w:tc>
@@ -5300,7 +5933,6 @@
                 <w:sz w:val="22"/>
                 <w:szCs w:val="22"/>
               </w:rPr>
-              <w:lastRenderedPageBreak/>
               <w:t>Symptom</w:t>
             </w:r>
           </w:p>
@@ -5525,6 +6157,7 @@
                 <w:szCs w:val="20"/>
               </w:rPr>
             </w:pPr>
+            <w:proofErr w:type="spellStart"/>
             <w:r>
               <w:rPr>
                 <w:rFonts w:ascii="Arial Unicode MS" w:eastAsia="Times New Roman" w:hAnsi="Arial Unicode MS" w:cs="Times New Roman"/>
@@ -5534,6 +6167,7 @@
               </w:rPr>
               <w:t>backend_mem_bound</w:t>
             </w:r>
+            <w:proofErr w:type="spellEnd"/>
           </w:p>
         </w:tc>
         <w:tc>
@@ -5560,6 +6194,7 @@
                 <w:szCs w:val="20"/>
               </w:rPr>
             </w:pPr>
+            <w:proofErr w:type="spellStart"/>
             <w:r>
               <w:rPr>
                 <w:rFonts w:ascii="Arial Unicode MS" w:eastAsia="Times New Roman" w:hAnsi="Arial Unicode MS" w:cs="Times New Roman"/>
@@ -5569,6 +6204,7 @@
               </w:rPr>
               <w:t>cmn_hns_pocq_avg_occupancy</w:t>
             </w:r>
+            <w:proofErr w:type="spellEnd"/>
             <w:r>
               <w:rPr>
                 <w:rFonts w:ascii="Aptos Narrow" w:eastAsia="Times New Roman" w:hAnsi="Aptos Narrow" w:cs="Times New Roman"/>
@@ -5578,6 +6214,7 @@
               </w:rPr>
               <w:t xml:space="preserve">, </w:t>
             </w:r>
+            <w:proofErr w:type="spellStart"/>
             <w:r>
               <w:rPr>
                 <w:rFonts w:ascii="Arial Unicode MS" w:eastAsia="Times New Roman" w:hAnsi="Arial Unicode MS" w:cs="Times New Roman"/>
@@ -5587,6 +6224,7 @@
               </w:rPr>
               <w:t>cmn_hns_memcntrl_retry_ratio</w:t>
             </w:r>
+            <w:proofErr w:type="spellEnd"/>
           </w:p>
         </w:tc>
         <w:tc>
@@ -5613,6 +6251,7 @@
                 <w:szCs w:val="20"/>
               </w:rPr>
             </w:pPr>
+            <w:proofErr w:type="spellStart"/>
             <w:r>
               <w:rPr>
                 <w:rFonts w:ascii="Arial Unicode MS" w:eastAsia="Times New Roman" w:hAnsi="Arial Unicode MS" w:cs="Times New Roman"/>
@@ -5622,6 +6261,7 @@
               </w:rPr>
               <w:t>dmc_command_queue_occupancy</w:t>
             </w:r>
+            <w:proofErr w:type="spellEnd"/>
           </w:p>
         </w:tc>
         <w:tc>
@@ -5723,6 +6363,7 @@
                 <w:szCs w:val="20"/>
               </w:rPr>
             </w:pPr>
+            <w:proofErr w:type="spellStart"/>
             <w:r>
               <w:rPr>
                 <w:rFonts w:ascii="Arial Unicode MS" w:eastAsia="Times New Roman" w:hAnsi="Arial Unicode MS" w:cs="Times New Roman"/>
@@ -5732,6 +6373,7 @@
               </w:rPr>
               <w:t>backend_mem_bound</w:t>
             </w:r>
+            <w:proofErr w:type="spellEnd"/>
           </w:p>
         </w:tc>
         <w:tc>
@@ -5758,6 +6400,7 @@
                 <w:szCs w:val="20"/>
               </w:rPr>
             </w:pPr>
+            <w:proofErr w:type="spellStart"/>
             <w:r>
               <w:rPr>
                 <w:rFonts w:ascii="Arial Unicode MS" w:eastAsia="Times New Roman" w:hAnsi="Arial Unicode MS" w:cs="Times New Roman"/>
@@ -5767,6 +6410,7 @@
               </w:rPr>
               <w:t>cmn_hns_memcntrl_cbusy_req_throttle_rate</w:t>
             </w:r>
+            <w:proofErr w:type="spellEnd"/>
           </w:p>
         </w:tc>
         <w:tc>
@@ -5793,6 +6437,7 @@
                 <w:szCs w:val="20"/>
               </w:rPr>
             </w:pPr>
+            <w:proofErr w:type="spellStart"/>
             <w:r>
               <w:rPr>
                 <w:rFonts w:ascii="Arial Unicode MS" w:eastAsia="Times New Roman" w:hAnsi="Arial Unicode MS" w:cs="Times New Roman"/>
@@ -5802,6 +6447,7 @@
               </w:rPr>
               <w:t>dmc_dram_channel_data_util_percentage</w:t>
             </w:r>
+            <w:proofErr w:type="spellEnd"/>
           </w:p>
         </w:tc>
         <w:tc>
@@ -5903,6 +6549,7 @@
                 <w:szCs w:val="20"/>
               </w:rPr>
             </w:pPr>
+            <w:proofErr w:type="spellStart"/>
             <w:r>
               <w:rPr>
                 <w:rFonts w:ascii="Arial Unicode MS" w:eastAsia="Times New Roman" w:hAnsi="Arial Unicode MS" w:cs="Times New Roman"/>
@@ -5912,6 +6559,7 @@
               </w:rPr>
               <w:t>ipc</w:t>
             </w:r>
+            <w:proofErr w:type="spellEnd"/>
             <w:r>
               <w:rPr>
                 <w:rFonts w:ascii="Aptos Narrow" w:eastAsia="Times New Roman" w:hAnsi="Aptos Narrow" w:cs="Times New Roman"/>
@@ -5921,6 +6569,7 @@
               </w:rPr>
               <w:t xml:space="preserve">, </w:t>
             </w:r>
+            <w:proofErr w:type="spellStart"/>
             <w:r>
               <w:rPr>
                 <w:rFonts w:ascii="Arial Unicode MS" w:eastAsia="Times New Roman" w:hAnsi="Arial Unicode MS" w:cs="Times New Roman"/>
@@ -5930,6 +6579,7 @@
               </w:rPr>
               <w:t>backend_bound</w:t>
             </w:r>
+            <w:proofErr w:type="spellEnd"/>
             <w:r>
               <w:rPr>
                 <w:rFonts w:ascii="Aptos Narrow" w:eastAsia="Times New Roman" w:hAnsi="Aptos Narrow" w:cs="Times New Roman"/>
@@ -5939,6 +6589,7 @@
               </w:rPr>
               <w:t xml:space="preserve">, </w:t>
             </w:r>
+            <w:proofErr w:type="spellStart"/>
             <w:r>
               <w:rPr>
                 <w:rFonts w:ascii="Arial Unicode MS" w:eastAsia="Times New Roman" w:hAnsi="Arial Unicode MS" w:cs="Times New Roman"/>
@@ -5948,6 +6599,7 @@
               </w:rPr>
               <w:t>frontend_bound</w:t>
             </w:r>
+            <w:proofErr w:type="spellEnd"/>
           </w:p>
         </w:tc>
         <w:tc>
@@ -6119,6 +6771,7 @@
                 <w:szCs w:val="20"/>
               </w:rPr>
             </w:pPr>
+            <w:proofErr w:type="spellStart"/>
             <w:r>
               <w:rPr>
                 <w:rFonts w:ascii="Arial Unicode MS" w:eastAsia="Times New Roman" w:hAnsi="Arial Unicode MS" w:cs="Times New Roman"/>
@@ -6128,6 +6781,7 @@
               </w:rPr>
               <w:t>frontend_bound</w:t>
             </w:r>
+            <w:proofErr w:type="spellEnd"/>
           </w:p>
         </w:tc>
         <w:tc>
@@ -6299,6 +6953,7 @@
                 <w:szCs w:val="20"/>
               </w:rPr>
             </w:pPr>
+            <w:proofErr w:type="spellStart"/>
             <w:r>
               <w:rPr>
                 <w:rFonts w:ascii="Arial Unicode MS" w:eastAsia="Times New Roman" w:hAnsi="Arial Unicode MS" w:cs="Times New Roman"/>
@@ -6308,6 +6963,7 @@
               </w:rPr>
               <w:t>backend_core_bound</w:t>
             </w:r>
+            <w:proofErr w:type="spellEnd"/>
           </w:p>
         </w:tc>
         <w:tc>
@@ -6479,14 +7135,25 @@
                 <w:szCs w:val="20"/>
               </w:rPr>
             </w:pPr>
-            <w:r>
-              <w:rPr>
-                <w:rFonts w:ascii="Arial Unicode MS" w:eastAsia="Times New Roman" w:hAnsi="Arial Unicode MS" w:cs="Times New Roman"/>
-                <w:color w:val="000000"/>
-                <w:sz w:val="20"/>
-                <w:szCs w:val="20"/>
-              </w:rPr>
-              <w:t>itlb_*</w:t>
+            <w:proofErr w:type="spellStart"/>
+            <w:r>
+              <w:rPr>
+                <w:rFonts w:ascii="Arial Unicode MS" w:eastAsia="Times New Roman" w:hAnsi="Arial Unicode MS" w:cs="Times New Roman"/>
+                <w:color w:val="000000"/>
+                <w:sz w:val="20"/>
+                <w:szCs w:val="20"/>
+              </w:rPr>
+              <w:t>itlb</w:t>
+            </w:r>
+            <w:proofErr w:type="spellEnd"/>
+            <w:r>
+              <w:rPr>
+                <w:rFonts w:ascii="Arial Unicode MS" w:eastAsia="Times New Roman" w:hAnsi="Arial Unicode MS" w:cs="Times New Roman"/>
+                <w:color w:val="000000"/>
+                <w:sz w:val="20"/>
+                <w:szCs w:val="20"/>
+              </w:rPr>
+              <w:t>_*</w:t>
             </w:r>
             <w:r>
               <w:rPr>
@@ -6497,14 +7164,25 @@
               </w:rPr>
               <w:t xml:space="preserve">, </w:t>
             </w:r>
-            <w:r>
-              <w:rPr>
-                <w:rFonts w:ascii="Arial Unicode MS" w:eastAsia="Times New Roman" w:hAnsi="Arial Unicode MS" w:cs="Times New Roman"/>
-                <w:color w:val="000000"/>
-                <w:sz w:val="20"/>
-                <w:szCs w:val="20"/>
-              </w:rPr>
-              <w:t>dtlb_*</w:t>
+            <w:proofErr w:type="spellStart"/>
+            <w:r>
+              <w:rPr>
+                <w:rFonts w:ascii="Arial Unicode MS" w:eastAsia="Times New Roman" w:hAnsi="Arial Unicode MS" w:cs="Times New Roman"/>
+                <w:color w:val="000000"/>
+                <w:sz w:val="20"/>
+                <w:szCs w:val="20"/>
+              </w:rPr>
+              <w:t>dtlb</w:t>
+            </w:r>
+            <w:proofErr w:type="spellEnd"/>
+            <w:r>
+              <w:rPr>
+                <w:rFonts w:ascii="Arial Unicode MS" w:eastAsia="Times New Roman" w:hAnsi="Arial Unicode MS" w:cs="Times New Roman"/>
+                <w:color w:val="000000"/>
+                <w:sz w:val="20"/>
+                <w:szCs w:val="20"/>
+              </w:rPr>
+              <w:t>_*</w:t>
             </w:r>
           </w:p>
         </w:tc>
